--- a/00_Academic_Deliverables/IPD_Tutorial_1_Varun_Gupta_60018230100.docx
+++ b/00_Academic_Deliverables/IPD_Tutorial_1_Varun_Gupta_60018230100.docx
@@ -385,7 +385,7 @@
                 <w:color w:val="1E293B"/>
                 <w:sz w:val="19"/>
               </w:rPr>
-              <w:t>August 17, 2026</w:t>
+              <w:t>August 19, 2026</w:t>
             </w:r>
           </w:p>
         </w:tc>
